--- a/题目/数学模型.docx
+++ b/题目/数学模型.docx
@@ -1595,6 +1595,8 @@
         </w:rPr>
         <w:t>利润计算函数(人民币)</w:t>
       </w:r>
+      <w:bookmarkStart w:id="0" w:name="_GoBack"/>
+      <w:bookmarkEnd w:id="0"/>
     </w:p>
     <w:p>
       <w:pPr>
@@ -2133,7 +2135,7 @@
             <w:rFonts w:hint="default" w:ascii="Cambria Math" w:hAnsi="Cambria Math" w:cs="Cambria Math"/>
             <w:lang w:val="en-US" w:eastAsia="zh-CN"/>
           </w:rPr>
-          <m:t>ν≈0.1364</m:t>
+          <m:t>ν≈7.33</m:t>
         </m:r>
       </m:oMath>
       <w:r>
@@ -5264,7 +5266,7 @@
           <w:i w:val="0"/>
           <w:lang w:val="en-US" w:eastAsia="zh-CN"/>
         </w:rPr>
-        <w:t xml:space="preserve"> : 受到国际价格异常波动，经国务院批准进行特殊调控后的价格(人民币)</w:t>
+        <w:t xml:space="preserve"> : 特殊调控后的实际调价幅度(人民币)</w:t>
       </w:r>
     </w:p>
     <w:p>
@@ -5329,10 +5331,74 @@
           <w:i w:val="0"/>
           <w:lang w:val="en-US" w:eastAsia="zh-CN"/>
         </w:rPr>
-        <w:t xml:space="preserve"> : 调控系数</w:t>
+        <w:t xml:space="preserve"> : 调控系数(非特殊调控，</w:t>
       </w:r>
-      <w:bookmarkStart w:id="0" w:name="_GoBack"/>
-      <w:bookmarkEnd w:id="0"/>
+      <m:oMath>
+        <m:sSub>
+          <m:sSubPr>
+            <m:ctrlPr>
+              <w:rPr>
+                <w:rFonts w:hint="default" w:ascii="Cambria Math" w:hAnsi="Cambria Math"/>
+                <w:lang w:val="en-US" w:eastAsia="zh-CN"/>
+              </w:rPr>
+            </m:ctrlPr>
+          </m:sSubPr>
+          <m:e>
+            <m:r>
+              <m:rPr>
+                <m:sty m:val="p"/>
+              </m:rPr>
+              <w:rPr>
+                <w:rFonts w:hint="default" w:ascii="Cambria Math" w:hAnsi="Cambria Math" w:cs="Cambria Math"/>
+                <w:lang w:val="en-US" w:eastAsia="zh-CN"/>
+              </w:rPr>
+              <m:t>θ</m:t>
+            </m:r>
+            <m:ctrlPr>
+              <w:rPr>
+                <w:rFonts w:hint="default" w:ascii="Cambria Math" w:hAnsi="Cambria Math"/>
+                <w:lang w:val="en-US" w:eastAsia="zh-CN"/>
+              </w:rPr>
+            </m:ctrlPr>
+          </m:e>
+          <m:sub>
+            <m:r>
+              <m:rPr>
+                <m:sty m:val="p"/>
+              </m:rPr>
+              <w:rPr>
+                <w:rFonts w:hint="eastAsia" w:ascii="Cambria Math" w:hAnsi="Cambria Math"/>
+                <w:lang w:val="en-US" w:eastAsia="zh-CN"/>
+              </w:rPr>
+              <m:t>t</m:t>
+            </m:r>
+            <m:ctrlPr>
+              <w:rPr>
+                <w:rFonts w:hint="default" w:ascii="Cambria Math" w:hAnsi="Cambria Math"/>
+                <w:lang w:val="en-US" w:eastAsia="zh-CN"/>
+              </w:rPr>
+            </m:ctrlPr>
+          </m:sub>
+        </m:sSub>
+        <m:r>
+          <m:rPr>
+            <m:sty m:val="p"/>
+          </m:rPr>
+          <w:rPr>
+            <w:rFonts w:hint="default" w:ascii="Cambria Math" w:hAnsi="Cambria Math"/>
+            <w:lang w:val="en-US" w:eastAsia="zh-CN"/>
+          </w:rPr>
+          <m:t>=1</m:t>
+        </m:r>
+      </m:oMath>
+      <w:r>
+        <w:rPr>
+          <w:rFonts w:hint="eastAsia" w:hAnsi="Cambria Math"/>
+          <w:i w:val="0"/>
+          <w:lang w:val="en-US" w:eastAsia="zh-CN"/>
+        </w:rPr>
+        <w:t>)</w:t>
+      </w:r>
     </w:p>
     <w:p>
       <w:pPr>

--- a/题目/数学模型.docx
+++ b/题目/数学模型.docx
@@ -1595,8 +1595,6 @@
         </w:rPr>
         <w:t>利润计算函数(人民币)</w:t>
       </w:r>
-      <w:bookmarkStart w:id="0" w:name="_GoBack"/>
-      <w:bookmarkEnd w:id="0"/>
     </w:p>
     <w:p>
       <w:pPr>
@@ -5497,7 +5495,6 @@
           <m:sSub>
             <m:sSubPr>
               <m:ctrlPr>
-                <m:rPr/>
                 <w:rPr>
                   <w:rFonts w:hint="default" w:ascii="Cambria Math" w:hAnsi="Cambria Math"/>
                   <w:lang w:val="en-US" w:eastAsia="zh-CN"/>
@@ -5516,7 +5513,6 @@
                 <m:t>θ</m:t>
               </m:r>
               <m:ctrlPr>
-                <m:rPr/>
                 <w:rPr>
                   <w:rFonts w:hint="default" w:ascii="Cambria Math" w:hAnsi="Cambria Math"/>
                   <w:lang w:val="en-US" w:eastAsia="zh-CN"/>
@@ -5535,7 +5531,6 @@
                 <m:t>t</m:t>
               </m:r>
               <m:ctrlPr>
-                <m:rPr/>
                 <w:rPr>
                   <w:rFonts w:hint="default" w:ascii="Cambria Math" w:hAnsi="Cambria Math"/>
                   <w:lang w:val="en-US" w:eastAsia="zh-CN"/>
@@ -5753,9 +5748,9 @@
     <w:p>
       <w:pPr>
         <w:rPr>
-          <w:rFonts w:hint="default" w:hAnsi="Cambria Math"/>
-          <w:i w:val="0"/>
-          <w:lang w:val="en-US" w:eastAsia="zh-CN"/>
+          <w:rFonts w:hAnsi="Cambria Math"/>
+          <w:i w:val="0"/>
+          <w:lang w:val="en-US"/>
         </w:rPr>
       </w:pPr>
       <m:oMathPara>
@@ -6040,6 +6035,1237 @@
           </m:sSubSup>
         </m:oMath>
       </m:oMathPara>
+    </w:p>
+    <w:p>
+      <w:pPr>
+        <w:rPr>
+          <w:rFonts w:hAnsi="Cambria Math"/>
+          <w:i w:val="0"/>
+          <w:lang w:val="en-US"/>
+        </w:rPr>
+      </w:pPr>
+    </w:p>
+    <w:p>
+      <w:pPr>
+        <w:rPr>
+          <w:rFonts w:hint="eastAsia" w:hAnsi="Cambria Math"/>
+          <w:i w:val="0"/>
+          <w:lang w:val="en-US" w:eastAsia="zh-CN"/>
+        </w:rPr>
+      </w:pPr>
+      <w:r>
+        <w:rPr>
+          <w:rFonts w:hint="eastAsia" w:hAnsi="Cambria Math"/>
+          <w:i w:val="0"/>
+          <w:lang w:val="en-US" w:eastAsia="zh-CN"/>
+        </w:rPr>
+        <w:t>效果不好，我们采用差分版本：</w:t>
+      </w:r>
+    </w:p>
+    <w:p>
+      <w:pPr>
+        <w:rPr>
+          <w:rFonts w:hint="default" w:hAnsi="Cambria Math"/>
+          <w:i w:val="0"/>
+          <w:lang w:val="en-US" w:eastAsia="zh-CN"/>
+        </w:rPr>
+      </w:pPr>
+      <w:r>
+        <w:rPr>
+          <w:rFonts w:hint="default" w:hAnsi="Cambria Math"/>
+          <w:i w:val="0"/>
+          <w:lang w:val="en-US" w:eastAsia="zh-CN"/>
+        </w:rPr>
+        <w:t>差分版本的核心思想是：不直接预测成品油的绝对价格水平，而是预测“本轮应该调整多少”。它把国内成品油调价看成对国际原油成本变化的响应。</w:t>
+      </w:r>
+    </w:p>
+    <w:p>
+      <w:pPr>
+        <w:rPr>
+          <w:rFonts w:hint="default" w:hAnsi="Cambria Math"/>
+          <w:i w:val="0"/>
+          <w:lang w:val="en-US" w:eastAsia="zh-CN"/>
+        </w:rPr>
+      </w:pPr>
+    </w:p>
+    <w:p>
+      <w:pPr>
+        <w:rPr>
+          <w:rFonts w:hint="default" w:hAnsi="Cambria Math"/>
+          <w:i w:val="0"/>
+          <w:lang w:val="en-US" w:eastAsia="zh-CN"/>
+        </w:rPr>
+      </w:pPr>
+      <w:r>
+        <w:rPr>
+          <w:rFonts w:hint="default" w:hAnsi="Cambria Math"/>
+          <w:i w:val="0"/>
+          <w:lang w:val="en-US" w:eastAsia="zh-CN"/>
+        </w:rPr>
+        <w:t>模型先构造综合国际油价：</w:t>
+      </w:r>
+    </w:p>
+    <w:p>
+      <w:pPr>
+        <w:rPr>
+          <w:rFonts w:hint="default" w:hAnsi="Cambria Math"/>
+          <w:i w:val="0"/>
+          <w:lang w:val="en-US" w:eastAsia="zh-CN"/>
+        </w:rPr>
+      </w:pPr>
+    </w:p>
+    <w:p>
+      <w:pPr>
+        <w:rPr>
+          <w:rFonts w:hint="default" w:hAnsi="Cambria Math"/>
+          <w:i w:val="0"/>
+          <w:lang w:val="en-US" w:eastAsia="zh-CN"/>
+        </w:rPr>
+      </w:pPr>
+      <w:r>
+        <w:rPr>
+          <w:rFonts w:hint="default" w:hAnsi="Cambria Math"/>
+          <w:i w:val="0"/>
+          <w:lang w:val="en-US" w:eastAsia="zh-CN"/>
+        </w:rPr>
+        <w:t>```text</w:t>
+      </w:r>
+    </w:p>
+    <w:p>
+      <w:pPr>
+        <w:rPr>
+          <w:rFonts w:hint="default" w:hAnsi="Cambria Math"/>
+          <w:i w:val="0"/>
+          <w:lang w:val="en-US" w:eastAsia="zh-CN"/>
+        </w:rPr>
+      </w:pPr>
+      <w:r>
+        <w:rPr>
+          <w:rFonts w:hint="default" w:hAnsi="Cambria Math"/>
+          <w:i w:val="0"/>
+          <w:lang w:val="en-US" w:eastAsia="zh-CN"/>
+        </w:rPr>
+        <w:t>O_t = w1 * WTI_t + w2 * Brent_t + w3 * Basket_t</w:t>
+      </w:r>
+    </w:p>
+    <w:p>
+      <w:pPr>
+        <w:rPr>
+          <w:rFonts w:hint="default" w:hAnsi="Cambria Math"/>
+          <w:i w:val="0"/>
+          <w:lang w:val="en-US" w:eastAsia="zh-CN"/>
+        </w:rPr>
+      </w:pPr>
+      <w:r>
+        <w:rPr>
+          <w:rFonts w:hint="default" w:hAnsi="Cambria Math"/>
+          <w:i w:val="0"/>
+          <w:lang w:val="en-US" w:eastAsia="zh-CN"/>
+        </w:rPr>
+        <w:t>```</w:t>
+      </w:r>
+    </w:p>
+    <w:p>
+      <w:pPr>
+        <w:rPr>
+          <w:rFonts w:hint="default" w:hAnsi="Cambria Math"/>
+          <w:i w:val="0"/>
+          <w:lang w:val="en-US" w:eastAsia="zh-CN"/>
+        </w:rPr>
+      </w:pPr>
+    </w:p>
+    <w:p>
+      <w:pPr>
+        <w:rPr>
+          <w:rFonts w:hint="default" w:hAnsi="Cambria Math"/>
+          <w:i w:val="0"/>
+          <w:lang w:val="en-US" w:eastAsia="zh-CN"/>
+        </w:rPr>
+      </w:pPr>
+      <w:r>
+        <w:rPr>
+          <w:rFonts w:hint="default" w:hAnsi="Cambria Math"/>
+          <w:i w:val="0"/>
+          <w:lang w:val="en-US" w:eastAsia="zh-CN"/>
+        </w:rPr>
+        <w:t>再换算为人民币/吨口径的国际原油成本：</w:t>
+      </w:r>
+    </w:p>
+    <w:p>
+      <w:pPr>
+        <w:rPr>
+          <w:rFonts w:hint="default" w:hAnsi="Cambria Math"/>
+          <w:i w:val="0"/>
+          <w:lang w:val="en-US" w:eastAsia="zh-CN"/>
+        </w:rPr>
+      </w:pPr>
+    </w:p>
+    <w:p>
+      <w:pPr>
+        <w:rPr>
+          <w:rFonts w:hint="default" w:hAnsi="Cambria Math"/>
+          <w:i w:val="0"/>
+          <w:lang w:val="en-US" w:eastAsia="zh-CN"/>
+        </w:rPr>
+      </w:pPr>
+      <w:r>
+        <w:rPr>
+          <w:rFonts w:hint="default" w:hAnsi="Cambria Math"/>
+          <w:i w:val="0"/>
+          <w:lang w:val="en-US" w:eastAsia="zh-CN"/>
+        </w:rPr>
+        <w:t>```text</w:t>
+      </w:r>
+    </w:p>
+    <w:p>
+      <w:pPr>
+        <w:rPr>
+          <w:rFonts w:hint="default" w:hAnsi="Cambria Math"/>
+          <w:i w:val="0"/>
+          <w:lang w:val="en-US" w:eastAsia="zh-CN"/>
+        </w:rPr>
+      </w:pPr>
+      <w:r>
+        <w:rPr>
+          <w:rFonts w:hint="default" w:hAnsi="Cambria Math"/>
+          <w:i w:val="0"/>
+          <w:lang w:val="en-US" w:eastAsia="zh-CN"/>
+        </w:rPr>
+        <w:t>X_t = exchange_rate_t * ν * O_t</w:t>
+      </w:r>
+    </w:p>
+    <w:p>
+      <w:pPr>
+        <w:rPr>
+          <w:rFonts w:hint="default" w:hAnsi="Cambria Math"/>
+          <w:i w:val="0"/>
+          <w:lang w:val="en-US" w:eastAsia="zh-CN"/>
+        </w:rPr>
+      </w:pPr>
+      <w:r>
+        <w:rPr>
+          <w:rFonts w:hint="default" w:hAnsi="Cambria Math"/>
+          <w:i w:val="0"/>
+          <w:lang w:val="en-US" w:eastAsia="zh-CN"/>
+        </w:rPr>
+        <w:t>```</w:t>
+      </w:r>
+    </w:p>
+    <w:p>
+      <w:pPr>
+        <w:rPr>
+          <w:rFonts w:hint="default" w:hAnsi="Cambria Math"/>
+          <w:i w:val="0"/>
+          <w:lang w:val="en-US" w:eastAsia="zh-CN"/>
+        </w:rPr>
+      </w:pPr>
+    </w:p>
+    <w:p>
+      <w:pPr>
+        <w:rPr>
+          <w:rFonts w:hint="default" w:hAnsi="Cambria Math"/>
+          <w:i w:val="0"/>
+          <w:lang w:val="en-US" w:eastAsia="zh-CN"/>
+        </w:rPr>
+      </w:pPr>
+      <w:r>
+        <w:rPr>
+          <w:rFonts w:hint="default" w:hAnsi="Cambria Math"/>
+          <w:i w:val="0"/>
+          <w:lang w:val="en-US" w:eastAsia="zh-CN"/>
+        </w:rPr>
+        <w:t>其中 `ν = 7.33`，表示桶到吨的换算系数。</w:t>
+      </w:r>
+    </w:p>
+    <w:p>
+      <w:pPr>
+        <w:rPr>
+          <w:rFonts w:hint="default" w:hAnsi="Cambria Math"/>
+          <w:i w:val="0"/>
+          <w:lang w:val="en-US" w:eastAsia="zh-CN"/>
+        </w:rPr>
+      </w:pPr>
+    </w:p>
+    <w:p>
+      <w:pPr>
+        <w:rPr>
+          <w:rFonts w:hint="default" w:hAnsi="Cambria Math"/>
+          <w:i w:val="0"/>
+          <w:lang w:val="en-US" w:eastAsia="zh-CN"/>
+        </w:rPr>
+      </w:pPr>
+      <w:r>
+        <w:rPr>
+          <w:rFonts w:hint="default" w:hAnsi="Cambria Math"/>
+          <w:i w:val="0"/>
+          <w:lang w:val="en-US" w:eastAsia="zh-CN"/>
+        </w:rPr>
+        <w:t>为了保留政策中的利润分段机制，模型还计算利润形状函数：</w:t>
+      </w:r>
+    </w:p>
+    <w:p>
+      <w:pPr>
+        <w:rPr>
+          <w:rFonts w:hint="default" w:hAnsi="Cambria Math"/>
+          <w:i w:val="0"/>
+          <w:lang w:val="en-US" w:eastAsia="zh-CN"/>
+        </w:rPr>
+      </w:pPr>
+    </w:p>
+    <w:p>
+      <w:pPr>
+        <w:rPr>
+          <w:rFonts w:hint="default" w:hAnsi="Cambria Math"/>
+          <w:i w:val="0"/>
+          <w:lang w:val="en-US" w:eastAsia="zh-CN"/>
+        </w:rPr>
+      </w:pPr>
+      <w:r>
+        <w:rPr>
+          <w:rFonts w:hint="default" w:hAnsi="Cambria Math"/>
+          <w:i w:val="0"/>
+          <w:lang w:val="en-US" w:eastAsia="zh-CN"/>
+        </w:rPr>
+        <w:t>```text</w:t>
+      </w:r>
+    </w:p>
+    <w:p>
+      <w:pPr>
+        <w:rPr>
+          <w:rFonts w:hint="default" w:hAnsi="Cambria Math"/>
+          <w:i w:val="0"/>
+          <w:lang w:val="en-US" w:eastAsia="zh-CN"/>
+        </w:rPr>
+      </w:pPr>
+      <w:r>
+        <w:rPr>
+          <w:rFonts w:hint="default" w:hAnsi="Cambria Math"/>
+          <w:i w:val="0"/>
+          <w:lang w:val="en-US" w:eastAsia="zh-CN"/>
+        </w:rPr>
+        <w:t>h(O_t) = 1                         O_t &lt;= 80</w:t>
+      </w:r>
+    </w:p>
+    <w:p>
+      <w:pPr>
+        <w:rPr>
+          <w:rFonts w:hint="default" w:hAnsi="Cambria Math"/>
+          <w:i w:val="0"/>
+          <w:lang w:val="en-US" w:eastAsia="zh-CN"/>
+        </w:rPr>
+      </w:pPr>
+      <w:r>
+        <w:rPr>
+          <w:rFonts w:hint="default" w:hAnsi="Cambria Math"/>
+          <w:i w:val="0"/>
+          <w:lang w:val="en-US" w:eastAsia="zh-CN"/>
+        </w:rPr>
+        <w:t xml:space="preserve">       = (130 - O_t) / 50          80 &lt; O_t &lt;= 130</w:t>
+      </w:r>
+    </w:p>
+    <w:p>
+      <w:pPr>
+        <w:rPr>
+          <w:rFonts w:hint="default" w:hAnsi="Cambria Math"/>
+          <w:i w:val="0"/>
+          <w:lang w:val="en-US" w:eastAsia="zh-CN"/>
+        </w:rPr>
+      </w:pPr>
+      <w:r>
+        <w:rPr>
+          <w:rFonts w:hint="default" w:hAnsi="Cambria Math"/>
+          <w:i w:val="0"/>
+          <w:lang w:val="en-US" w:eastAsia="zh-CN"/>
+        </w:rPr>
+        <w:t xml:space="preserve">       = 0                         O_t &gt; 130</w:t>
+      </w:r>
+    </w:p>
+    <w:p>
+      <w:pPr>
+        <w:rPr>
+          <w:rFonts w:hint="default" w:hAnsi="Cambria Math"/>
+          <w:i w:val="0"/>
+          <w:lang w:val="en-US" w:eastAsia="zh-CN"/>
+        </w:rPr>
+      </w:pPr>
+      <w:r>
+        <w:rPr>
+          <w:rFonts w:hint="default" w:hAnsi="Cambria Math"/>
+          <w:i w:val="0"/>
+          <w:lang w:val="en-US" w:eastAsia="zh-CN"/>
+        </w:rPr>
+        <w:t>```</w:t>
+      </w:r>
+    </w:p>
+    <w:p>
+      <w:pPr>
+        <w:rPr>
+          <w:rFonts w:hint="default" w:hAnsi="Cambria Math"/>
+          <w:i w:val="0"/>
+          <w:lang w:val="en-US" w:eastAsia="zh-CN"/>
+        </w:rPr>
+      </w:pPr>
+    </w:p>
+    <w:p>
+      <w:pPr>
+        <w:rPr>
+          <w:rFonts w:hint="default" w:hAnsi="Cambria Math"/>
+          <w:i w:val="0"/>
+          <w:lang w:val="en-US" w:eastAsia="zh-CN"/>
+        </w:rPr>
+      </w:pPr>
+      <w:r>
+        <w:rPr>
+          <w:rFonts w:hint="default" w:hAnsi="Cambria Math"/>
+          <w:i w:val="0"/>
+          <w:lang w:val="en-US" w:eastAsia="zh-CN"/>
+        </w:rPr>
+        <w:t>差分模型不拟合价格水平 `P_t`，而是拟合相邻调价窗口之间的变化：</w:t>
+      </w:r>
+    </w:p>
+    <w:p>
+      <w:pPr>
+        <w:rPr>
+          <w:rFonts w:hint="default" w:hAnsi="Cambria Math"/>
+          <w:i w:val="0"/>
+          <w:lang w:val="en-US" w:eastAsia="zh-CN"/>
+        </w:rPr>
+      </w:pPr>
+    </w:p>
+    <w:p>
+      <w:pPr>
+        <w:rPr>
+          <w:rFonts w:hint="default" w:hAnsi="Cambria Math"/>
+          <w:i w:val="0"/>
+          <w:lang w:val="en-US" w:eastAsia="zh-CN"/>
+        </w:rPr>
+      </w:pPr>
+      <w:r>
+        <w:rPr>
+          <w:rFonts w:hint="default" w:hAnsi="Cambria Math"/>
+          <w:i w:val="0"/>
+          <w:lang w:val="en-US" w:eastAsia="zh-CN"/>
+        </w:rPr>
+        <w:t>```text</w:t>
+      </w:r>
+    </w:p>
+    <w:p>
+      <w:pPr>
+        <w:rPr>
+          <w:rFonts w:hint="default" w:hAnsi="Cambria Math"/>
+          <w:i w:val="0"/>
+          <w:lang w:val="en-US" w:eastAsia="zh-CN"/>
+        </w:rPr>
+      </w:pPr>
+      <w:r>
+        <w:rPr>
+          <w:rFonts w:hint="default" w:hAnsi="Cambria Math"/>
+          <w:i w:val="0"/>
+          <w:lang w:val="en-US" w:eastAsia="zh-CN"/>
+        </w:rPr>
+        <w:t>ΔX_t = X_t - X_{t-1}</w:t>
+      </w:r>
+    </w:p>
+    <w:p>
+      <w:pPr>
+        <w:rPr>
+          <w:rFonts w:hint="default" w:hAnsi="Cambria Math"/>
+          <w:i w:val="0"/>
+          <w:lang w:val="en-US" w:eastAsia="zh-CN"/>
+        </w:rPr>
+      </w:pPr>
+      <w:r>
+        <w:rPr>
+          <w:rFonts w:hint="default" w:hAnsi="Cambria Math"/>
+          <w:i w:val="0"/>
+          <w:lang w:val="en-US" w:eastAsia="zh-CN"/>
+        </w:rPr>
+        <w:t>Δh_t = h(O_t) - h(O_{t-1})</w:t>
+      </w:r>
+    </w:p>
+    <w:p>
+      <w:pPr>
+        <w:rPr>
+          <w:rFonts w:hint="default" w:hAnsi="Cambria Math"/>
+          <w:i w:val="0"/>
+          <w:lang w:val="en-US" w:eastAsia="zh-CN"/>
+        </w:rPr>
+      </w:pPr>
+      <w:r>
+        <w:rPr>
+          <w:rFonts w:hint="default" w:hAnsi="Cambria Math"/>
+          <w:i w:val="0"/>
+          <w:lang w:val="en-US" w:eastAsia="zh-CN"/>
+        </w:rPr>
+        <w:t>```</w:t>
+      </w:r>
+    </w:p>
+    <w:p>
+      <w:pPr>
+        <w:rPr>
+          <w:rFonts w:hint="default" w:hAnsi="Cambria Math"/>
+          <w:i w:val="0"/>
+          <w:lang w:val="en-US" w:eastAsia="zh-CN"/>
+        </w:rPr>
+      </w:pPr>
+    </w:p>
+    <w:p>
+      <w:pPr>
+        <w:rPr>
+          <w:rFonts w:hint="default" w:hAnsi="Cambria Math"/>
+          <w:i w:val="0"/>
+          <w:lang w:val="en-US" w:eastAsia="zh-CN"/>
+        </w:rPr>
+      </w:pPr>
+      <w:r>
+        <w:rPr>
+          <w:rFonts w:hint="default" w:hAnsi="Cambria Math"/>
+          <w:i w:val="0"/>
+          <w:lang w:val="en-US" w:eastAsia="zh-CN"/>
+        </w:rPr>
+        <w:t>然后预测本轮理论调价幅度：</w:t>
+      </w:r>
+    </w:p>
+    <w:p>
+      <w:pPr>
+        <w:rPr>
+          <w:rFonts w:hint="default" w:hAnsi="Cambria Math"/>
+          <w:i w:val="0"/>
+          <w:lang w:val="en-US" w:eastAsia="zh-CN"/>
+        </w:rPr>
+      </w:pPr>
+    </w:p>
+    <w:p>
+      <w:pPr>
+        <w:rPr>
+          <w:rFonts w:hint="default" w:hAnsi="Cambria Math"/>
+          <w:i w:val="0"/>
+          <w:lang w:val="en-US" w:eastAsia="zh-CN"/>
+        </w:rPr>
+      </w:pPr>
+      <w:r>
+        <w:rPr>
+          <w:rFonts w:hint="default" w:hAnsi="Cambria Math"/>
+          <w:i w:val="0"/>
+          <w:lang w:val="en-US" w:eastAsia="zh-CN"/>
+        </w:rPr>
+        <w:t>```text</w:t>
+      </w:r>
+    </w:p>
+    <w:p>
+      <w:pPr>
+        <w:rPr>
+          <w:rFonts w:hint="default" w:hAnsi="Cambria Math"/>
+          <w:i w:val="0"/>
+          <w:lang w:val="en-US" w:eastAsia="zh-CN"/>
+        </w:rPr>
+      </w:pPr>
+      <w:r>
+        <w:rPr>
+          <w:rFonts w:hint="default" w:hAnsi="Cambria Math"/>
+          <w:i w:val="0"/>
+          <w:lang w:val="en-US" w:eastAsia="zh-CN"/>
+        </w:rPr>
+        <w:t>raw_delta_t = α * ΔX_t + π0 * Δh_t + c</w:t>
+      </w:r>
+    </w:p>
+    <w:p>
+      <w:pPr>
+        <w:rPr>
+          <w:rFonts w:hint="default" w:hAnsi="Cambria Math"/>
+          <w:i w:val="0"/>
+          <w:lang w:val="en-US" w:eastAsia="zh-CN"/>
+        </w:rPr>
+      </w:pPr>
+      <w:r>
+        <w:rPr>
+          <w:rFonts w:hint="default" w:hAnsi="Cambria Math"/>
+          <w:i w:val="0"/>
+          <w:lang w:val="en-US" w:eastAsia="zh-CN"/>
+        </w:rPr>
+        <w:t>```</w:t>
+      </w:r>
+    </w:p>
+    <w:p>
+      <w:pPr>
+        <w:rPr>
+          <w:rFonts w:hint="default" w:hAnsi="Cambria Math"/>
+          <w:i w:val="0"/>
+          <w:lang w:val="en-US" w:eastAsia="zh-CN"/>
+        </w:rPr>
+      </w:pPr>
+    </w:p>
+    <w:p>
+      <w:pPr>
+        <w:rPr>
+          <w:rFonts w:hint="default" w:hAnsi="Cambria Math"/>
+          <w:i w:val="0"/>
+          <w:lang w:val="en-US" w:eastAsia="zh-CN"/>
+        </w:rPr>
+      </w:pPr>
+      <w:r>
+        <w:rPr>
+          <w:rFonts w:hint="default" w:hAnsi="Cambria Math"/>
+          <w:i w:val="0"/>
+          <w:lang w:val="en-US" w:eastAsia="zh-CN"/>
+        </w:rPr>
+        <w:t>其中：</w:t>
+      </w:r>
+    </w:p>
+    <w:p>
+      <w:pPr>
+        <w:rPr>
+          <w:rFonts w:hint="default" w:hAnsi="Cambria Math"/>
+          <w:i w:val="0"/>
+          <w:lang w:val="en-US" w:eastAsia="zh-CN"/>
+        </w:rPr>
+      </w:pPr>
+    </w:p>
+    <w:p>
+      <w:pPr>
+        <w:rPr>
+          <w:rFonts w:hint="default" w:hAnsi="Cambria Math"/>
+          <w:i w:val="0"/>
+          <w:lang w:val="en-US" w:eastAsia="zh-CN"/>
+        </w:rPr>
+      </w:pPr>
+      <w:r>
+        <w:rPr>
+          <w:rFonts w:hint="default" w:hAnsi="Cambria Math"/>
+          <w:i w:val="0"/>
+          <w:lang w:val="en-US" w:eastAsia="zh-CN"/>
+        </w:rPr>
+        <w:t>- `α` 表示国际原油成本变化向国内调价幅度的传导强度</w:t>
+      </w:r>
+    </w:p>
+    <w:p>
+      <w:pPr>
+        <w:rPr>
+          <w:rFonts w:hint="default" w:hAnsi="Cambria Math"/>
+          <w:i w:val="0"/>
+          <w:lang w:val="en-US" w:eastAsia="zh-CN"/>
+        </w:rPr>
+      </w:pPr>
+      <w:r>
+        <w:rPr>
+          <w:rFonts w:hint="default" w:hAnsi="Cambria Math"/>
+          <w:i w:val="0"/>
+          <w:lang w:val="en-US" w:eastAsia="zh-CN"/>
+        </w:rPr>
+        <w:t>- `π0` 表示利润分段项变化带来的调价影响</w:t>
+      </w:r>
+    </w:p>
+    <w:p>
+      <w:pPr>
+        <w:rPr>
+          <w:rFonts w:hint="default" w:hAnsi="Cambria Math"/>
+          <w:i w:val="0"/>
+          <w:lang w:val="en-US" w:eastAsia="zh-CN"/>
+        </w:rPr>
+      </w:pPr>
+      <w:r>
+        <w:rPr>
+          <w:rFonts w:hint="default" w:hAnsi="Cambria Math"/>
+          <w:i w:val="0"/>
+          <w:lang w:val="en-US" w:eastAsia="zh-CN"/>
+        </w:rPr>
+        <w:t>- `c` 是截距，用来吸收数据口径误差、税费细节、固定项变化等未显式建模因素</w:t>
+      </w:r>
+    </w:p>
+    <w:p>
+      <w:pPr>
+        <w:rPr>
+          <w:rFonts w:hint="default" w:hAnsi="Cambria Math"/>
+          <w:i w:val="0"/>
+          <w:lang w:val="en-US" w:eastAsia="zh-CN"/>
+        </w:rPr>
+      </w:pPr>
+      <w:r>
+        <w:rPr>
+          <w:rFonts w:hint="default" w:hAnsi="Cambria Math"/>
+          <w:i w:val="0"/>
+          <w:lang w:val="en-US" w:eastAsia="zh-CN"/>
+        </w:rPr>
+        <w:t>- `w1,w2,w3` 是三种国际油价的权重</w:t>
+      </w:r>
+    </w:p>
+    <w:p>
+      <w:pPr>
+        <w:rPr>
+          <w:rFonts w:hint="default" w:hAnsi="Cambria Math"/>
+          <w:i w:val="0"/>
+          <w:lang w:val="en-US" w:eastAsia="zh-CN"/>
+        </w:rPr>
+      </w:pPr>
+    </w:p>
+    <w:p>
+      <w:pPr>
+        <w:rPr>
+          <w:rFonts w:hint="default" w:hAnsi="Cambria Math"/>
+          <w:i w:val="0"/>
+          <w:lang w:val="en-US" w:eastAsia="zh-CN"/>
+        </w:rPr>
+      </w:pPr>
+      <w:r>
+        <w:rPr>
+          <w:rFonts w:hint="default" w:hAnsi="Cambria Math"/>
+          <w:i w:val="0"/>
+          <w:lang w:val="en-US" w:eastAsia="zh-CN"/>
+        </w:rPr>
+        <w:t>之后再加入政策中的“50 元/吨门槛”和累计未调价机制：</w:t>
+      </w:r>
+    </w:p>
+    <w:p>
+      <w:pPr>
+        <w:rPr>
+          <w:rFonts w:hint="default" w:hAnsi="Cambria Math"/>
+          <w:i w:val="0"/>
+          <w:lang w:val="en-US" w:eastAsia="zh-CN"/>
+        </w:rPr>
+      </w:pPr>
+    </w:p>
+    <w:p>
+      <w:pPr>
+        <w:rPr>
+          <w:rFonts w:hint="default" w:hAnsi="Cambria Math"/>
+          <w:i w:val="0"/>
+          <w:lang w:val="en-US" w:eastAsia="zh-CN"/>
+        </w:rPr>
+      </w:pPr>
+      <w:r>
+        <w:rPr>
+          <w:rFonts w:hint="default" w:hAnsi="Cambria Math"/>
+          <w:i w:val="0"/>
+          <w:lang w:val="en-US" w:eastAsia="zh-CN"/>
+        </w:rPr>
+        <w:t>```text</w:t>
+      </w:r>
+    </w:p>
+    <w:p>
+      <w:pPr>
+        <w:rPr>
+          <w:rFonts w:hint="default" w:hAnsi="Cambria Math"/>
+          <w:i w:val="0"/>
+          <w:lang w:val="en-US" w:eastAsia="zh-CN"/>
+        </w:rPr>
+      </w:pPr>
+      <w:r>
+        <w:rPr>
+          <w:rFonts w:hint="default" w:hAnsi="Cambria Math"/>
+          <w:i w:val="0"/>
+          <w:lang w:val="en-US" w:eastAsia="zh-CN"/>
+        </w:rPr>
+        <w:t>rule_delta_t = raw_delta_t + carry_{t-1}</w:t>
+      </w:r>
+    </w:p>
+    <w:p>
+      <w:pPr>
+        <w:rPr>
+          <w:rFonts w:hint="default" w:hAnsi="Cambria Math"/>
+          <w:i w:val="0"/>
+          <w:lang w:val="en-US" w:eastAsia="zh-CN"/>
+        </w:rPr>
+      </w:pPr>
+      <w:r>
+        <w:rPr>
+          <w:rFonts w:hint="default" w:hAnsi="Cambria Math"/>
+          <w:i w:val="0"/>
+          <w:lang w:val="en-US" w:eastAsia="zh-CN"/>
+        </w:rPr>
+        <w:t>```</w:t>
+      </w:r>
+    </w:p>
+    <w:p>
+      <w:pPr>
+        <w:rPr>
+          <w:rFonts w:hint="default" w:hAnsi="Cambria Math"/>
+          <w:i w:val="0"/>
+          <w:lang w:val="en-US" w:eastAsia="zh-CN"/>
+        </w:rPr>
+      </w:pPr>
+    </w:p>
+    <w:p>
+      <w:pPr>
+        <w:rPr>
+          <w:rFonts w:hint="default" w:hAnsi="Cambria Math"/>
+          <w:i w:val="0"/>
+          <w:lang w:val="en-US" w:eastAsia="zh-CN"/>
+        </w:rPr>
+      </w:pPr>
+      <w:r>
+        <w:rPr>
+          <w:rFonts w:hint="default" w:hAnsi="Cambria Math"/>
+          <w:i w:val="0"/>
+          <w:lang w:val="en-US" w:eastAsia="zh-CN"/>
+        </w:rPr>
+        <w:t>如果：</w:t>
+      </w:r>
+    </w:p>
+    <w:p>
+      <w:pPr>
+        <w:rPr>
+          <w:rFonts w:hint="default" w:hAnsi="Cambria Math"/>
+          <w:i w:val="0"/>
+          <w:lang w:val="en-US" w:eastAsia="zh-CN"/>
+        </w:rPr>
+      </w:pPr>
+    </w:p>
+    <w:p>
+      <w:pPr>
+        <w:rPr>
+          <w:rFonts w:hint="default" w:hAnsi="Cambria Math"/>
+          <w:i w:val="0"/>
+          <w:lang w:val="en-US" w:eastAsia="zh-CN"/>
+        </w:rPr>
+      </w:pPr>
+      <w:r>
+        <w:rPr>
+          <w:rFonts w:hint="default" w:hAnsi="Cambria Math"/>
+          <w:i w:val="0"/>
+          <w:lang w:val="en-US" w:eastAsia="zh-CN"/>
+        </w:rPr>
+        <w:t>```text</w:t>
+      </w:r>
+    </w:p>
+    <w:p>
+      <w:pPr>
+        <w:rPr>
+          <w:rFonts w:hint="default" w:hAnsi="Cambria Math"/>
+          <w:i w:val="0"/>
+          <w:lang w:val="en-US" w:eastAsia="zh-CN"/>
+        </w:rPr>
+      </w:pPr>
+      <w:r>
+        <w:rPr>
+          <w:rFonts w:hint="default" w:hAnsi="Cambria Math"/>
+          <w:i w:val="0"/>
+          <w:lang w:val="en-US" w:eastAsia="zh-CN"/>
+        </w:rPr>
+        <w:t>|rule_delta_t| &gt;= 50</w:t>
+      </w:r>
+    </w:p>
+    <w:p>
+      <w:pPr>
+        <w:rPr>
+          <w:rFonts w:hint="default" w:hAnsi="Cambria Math"/>
+          <w:i w:val="0"/>
+          <w:lang w:val="en-US" w:eastAsia="zh-CN"/>
+        </w:rPr>
+      </w:pPr>
+      <w:r>
+        <w:rPr>
+          <w:rFonts w:hint="default" w:hAnsi="Cambria Math"/>
+          <w:i w:val="0"/>
+          <w:lang w:val="en-US" w:eastAsia="zh-CN"/>
+        </w:rPr>
+        <w:t>```</w:t>
+      </w:r>
+    </w:p>
+    <w:p>
+      <w:pPr>
+        <w:rPr>
+          <w:rFonts w:hint="default" w:hAnsi="Cambria Math"/>
+          <w:i w:val="0"/>
+          <w:lang w:val="en-US" w:eastAsia="zh-CN"/>
+        </w:rPr>
+      </w:pPr>
+    </w:p>
+    <w:p>
+      <w:pPr>
+        <w:rPr>
+          <w:rFonts w:hint="default" w:hAnsi="Cambria Math"/>
+          <w:i w:val="0"/>
+          <w:lang w:val="en-US" w:eastAsia="zh-CN"/>
+        </w:rPr>
+      </w:pPr>
+      <w:r>
+        <w:rPr>
+          <w:rFonts w:hint="default" w:hAnsi="Cambria Math"/>
+          <w:i w:val="0"/>
+          <w:lang w:val="en-US" w:eastAsia="zh-CN"/>
+        </w:rPr>
+        <w:t>则本期调价：</w:t>
+      </w:r>
+    </w:p>
+    <w:p>
+      <w:pPr>
+        <w:rPr>
+          <w:rFonts w:hint="default" w:hAnsi="Cambria Math"/>
+          <w:i w:val="0"/>
+          <w:lang w:val="en-US" w:eastAsia="zh-CN"/>
+        </w:rPr>
+      </w:pPr>
+    </w:p>
+    <w:p>
+      <w:pPr>
+        <w:rPr>
+          <w:rFonts w:hint="default" w:hAnsi="Cambria Math"/>
+          <w:i w:val="0"/>
+          <w:lang w:val="en-US" w:eastAsia="zh-CN"/>
+        </w:rPr>
+      </w:pPr>
+      <w:r>
+        <w:rPr>
+          <w:rFonts w:hint="default" w:hAnsi="Cambria Math"/>
+          <w:i w:val="0"/>
+          <w:lang w:val="en-US" w:eastAsia="zh-CN"/>
+        </w:rPr>
+        <w:t>```text</w:t>
+      </w:r>
+    </w:p>
+    <w:p>
+      <w:pPr>
+        <w:rPr>
+          <w:rFonts w:hint="default" w:hAnsi="Cambria Math"/>
+          <w:i w:val="0"/>
+          <w:lang w:val="en-US" w:eastAsia="zh-CN"/>
+        </w:rPr>
+      </w:pPr>
+      <w:r>
+        <w:rPr>
+          <w:rFonts w:hint="default" w:hAnsi="Cambria Math"/>
+          <w:i w:val="0"/>
+          <w:lang w:val="en-US" w:eastAsia="zh-CN"/>
+        </w:rPr>
+        <w:t>pred_delta_t = rule_delta_t</w:t>
+      </w:r>
+    </w:p>
+    <w:p>
+      <w:pPr>
+        <w:rPr>
+          <w:rFonts w:hint="default" w:hAnsi="Cambria Math"/>
+          <w:i w:val="0"/>
+          <w:lang w:val="en-US" w:eastAsia="zh-CN"/>
+        </w:rPr>
+      </w:pPr>
+      <w:r>
+        <w:rPr>
+          <w:rFonts w:hint="default" w:hAnsi="Cambria Math"/>
+          <w:i w:val="0"/>
+          <w:lang w:val="en-US" w:eastAsia="zh-CN"/>
+        </w:rPr>
+        <w:t>carry_t = 0</w:t>
+      </w:r>
+    </w:p>
+    <w:p>
+      <w:pPr>
+        <w:rPr>
+          <w:rFonts w:hint="default" w:hAnsi="Cambria Math"/>
+          <w:i w:val="0"/>
+          <w:lang w:val="en-US" w:eastAsia="zh-CN"/>
+        </w:rPr>
+      </w:pPr>
+      <w:r>
+        <w:rPr>
+          <w:rFonts w:hint="default" w:hAnsi="Cambria Math"/>
+          <w:i w:val="0"/>
+          <w:lang w:val="en-US" w:eastAsia="zh-CN"/>
+        </w:rPr>
+        <w:t>```</w:t>
+      </w:r>
+    </w:p>
+    <w:p>
+      <w:pPr>
+        <w:rPr>
+          <w:rFonts w:hint="default" w:hAnsi="Cambria Math"/>
+          <w:i w:val="0"/>
+          <w:lang w:val="en-US" w:eastAsia="zh-CN"/>
+        </w:rPr>
+      </w:pPr>
+    </w:p>
+    <w:p>
+      <w:pPr>
+        <w:rPr>
+          <w:rFonts w:hint="default" w:hAnsi="Cambria Math"/>
+          <w:i w:val="0"/>
+          <w:lang w:val="en-US" w:eastAsia="zh-CN"/>
+        </w:rPr>
+      </w:pPr>
+      <w:r>
+        <w:rPr>
+          <w:rFonts w:hint="default" w:hAnsi="Cambria Math"/>
+          <w:i w:val="0"/>
+          <w:lang w:val="en-US" w:eastAsia="zh-CN"/>
+        </w:rPr>
+        <w:t>如果：</w:t>
+      </w:r>
+    </w:p>
+    <w:p>
+      <w:pPr>
+        <w:rPr>
+          <w:rFonts w:hint="default" w:hAnsi="Cambria Math"/>
+          <w:i w:val="0"/>
+          <w:lang w:val="en-US" w:eastAsia="zh-CN"/>
+        </w:rPr>
+      </w:pPr>
+    </w:p>
+    <w:p>
+      <w:pPr>
+        <w:rPr>
+          <w:rFonts w:hint="default" w:hAnsi="Cambria Math"/>
+          <w:i w:val="0"/>
+          <w:lang w:val="en-US" w:eastAsia="zh-CN"/>
+        </w:rPr>
+      </w:pPr>
+      <w:r>
+        <w:rPr>
+          <w:rFonts w:hint="default" w:hAnsi="Cambria Math"/>
+          <w:i w:val="0"/>
+          <w:lang w:val="en-US" w:eastAsia="zh-CN"/>
+        </w:rPr>
+        <w:t>```text</w:t>
+      </w:r>
+    </w:p>
+    <w:p>
+      <w:pPr>
+        <w:rPr>
+          <w:rFonts w:hint="default" w:hAnsi="Cambria Math"/>
+          <w:i w:val="0"/>
+          <w:lang w:val="en-US" w:eastAsia="zh-CN"/>
+        </w:rPr>
+      </w:pPr>
+      <w:r>
+        <w:rPr>
+          <w:rFonts w:hint="default" w:hAnsi="Cambria Math"/>
+          <w:i w:val="0"/>
+          <w:lang w:val="en-US" w:eastAsia="zh-CN"/>
+        </w:rPr>
+        <w:t>|rule_delta_t| &lt; 50</w:t>
+      </w:r>
+    </w:p>
+    <w:p>
+      <w:pPr>
+        <w:rPr>
+          <w:rFonts w:hint="default" w:hAnsi="Cambria Math"/>
+          <w:i w:val="0"/>
+          <w:lang w:val="en-US" w:eastAsia="zh-CN"/>
+        </w:rPr>
+      </w:pPr>
+      <w:r>
+        <w:rPr>
+          <w:rFonts w:hint="default" w:hAnsi="Cambria Math"/>
+          <w:i w:val="0"/>
+          <w:lang w:val="en-US" w:eastAsia="zh-CN"/>
+        </w:rPr>
+        <w:t>```</w:t>
+      </w:r>
+    </w:p>
+    <w:p>
+      <w:pPr>
+        <w:rPr>
+          <w:rFonts w:hint="default" w:hAnsi="Cambria Math"/>
+          <w:i w:val="0"/>
+          <w:lang w:val="en-US" w:eastAsia="zh-CN"/>
+        </w:rPr>
+      </w:pPr>
+    </w:p>
+    <w:p>
+      <w:pPr>
+        <w:rPr>
+          <w:rFonts w:hint="default" w:hAnsi="Cambria Math"/>
+          <w:i w:val="0"/>
+          <w:lang w:val="en-US" w:eastAsia="zh-CN"/>
+        </w:rPr>
+      </w:pPr>
+      <w:r>
+        <w:rPr>
+          <w:rFonts w:hint="default" w:hAnsi="Cambria Math"/>
+          <w:i w:val="0"/>
+          <w:lang w:val="en-US" w:eastAsia="zh-CN"/>
+        </w:rPr>
+        <w:t>则本期不调价：</w:t>
+      </w:r>
+    </w:p>
+    <w:p>
+      <w:pPr>
+        <w:rPr>
+          <w:rFonts w:hint="default" w:hAnsi="Cambria Math"/>
+          <w:i w:val="0"/>
+          <w:lang w:val="en-US" w:eastAsia="zh-CN"/>
+        </w:rPr>
+      </w:pPr>
+    </w:p>
+    <w:p>
+      <w:pPr>
+        <w:rPr>
+          <w:rFonts w:hint="default" w:hAnsi="Cambria Math"/>
+          <w:i w:val="0"/>
+          <w:lang w:val="en-US" w:eastAsia="zh-CN"/>
+        </w:rPr>
+      </w:pPr>
+      <w:r>
+        <w:rPr>
+          <w:rFonts w:hint="default" w:hAnsi="Cambria Math"/>
+          <w:i w:val="0"/>
+          <w:lang w:val="en-US" w:eastAsia="zh-CN"/>
+        </w:rPr>
+        <w:t>```text</w:t>
+      </w:r>
+    </w:p>
+    <w:p>
+      <w:pPr>
+        <w:rPr>
+          <w:rFonts w:hint="default" w:hAnsi="Cambria Math"/>
+          <w:i w:val="0"/>
+          <w:lang w:val="en-US" w:eastAsia="zh-CN"/>
+        </w:rPr>
+      </w:pPr>
+      <w:r>
+        <w:rPr>
+          <w:rFonts w:hint="default" w:hAnsi="Cambria Math"/>
+          <w:i w:val="0"/>
+          <w:lang w:val="en-US" w:eastAsia="zh-CN"/>
+        </w:rPr>
+        <w:t>pred_delta_t = 0</w:t>
+      </w:r>
+    </w:p>
+    <w:p>
+      <w:pPr>
+        <w:rPr>
+          <w:rFonts w:hint="default" w:hAnsi="Cambria Math"/>
+          <w:i w:val="0"/>
+          <w:lang w:val="en-US" w:eastAsia="zh-CN"/>
+        </w:rPr>
+      </w:pPr>
+      <w:r>
+        <w:rPr>
+          <w:rFonts w:hint="default" w:hAnsi="Cambria Math"/>
+          <w:i w:val="0"/>
+          <w:lang w:val="en-US" w:eastAsia="zh-CN"/>
+        </w:rPr>
+        <w:t>carry_t = rule_delta_t</w:t>
+      </w:r>
+    </w:p>
+    <w:p>
+      <w:pPr>
+        <w:rPr>
+          <w:rFonts w:hint="default" w:hAnsi="Cambria Math"/>
+          <w:i w:val="0"/>
+          <w:lang w:val="en-US" w:eastAsia="zh-CN"/>
+        </w:rPr>
+      </w:pPr>
+      <w:r>
+        <w:rPr>
+          <w:rFonts w:hint="default" w:hAnsi="Cambria Math"/>
+          <w:i w:val="0"/>
+          <w:lang w:val="en-US" w:eastAsia="zh-CN"/>
+        </w:rPr>
+        <w:t>```</w:t>
+      </w:r>
+    </w:p>
+    <w:p>
+      <w:pPr>
+        <w:rPr>
+          <w:rFonts w:hint="default" w:hAnsi="Cambria Math"/>
+          <w:i w:val="0"/>
+          <w:lang w:val="en-US" w:eastAsia="zh-CN"/>
+        </w:rPr>
+      </w:pPr>
+    </w:p>
+    <w:p>
+      <w:pPr>
+        <w:rPr>
+          <w:rFonts w:hint="default" w:hAnsi="Cambria Math"/>
+          <w:i w:val="0"/>
+          <w:lang w:val="en-US" w:eastAsia="zh-CN"/>
+        </w:rPr>
+      </w:pPr>
+      <w:r>
+        <w:rPr>
+          <w:rFonts w:hint="default" w:hAnsi="Cambria Math"/>
+          <w:i w:val="0"/>
+          <w:lang w:val="en-US" w:eastAsia="zh-CN"/>
+        </w:rPr>
+        <w:t>最终输出的预测调价幅度为：</w:t>
+      </w:r>
+    </w:p>
+    <w:p>
+      <w:pPr>
+        <w:rPr>
+          <w:rFonts w:hint="default" w:hAnsi="Cambria Math"/>
+          <w:i w:val="0"/>
+          <w:lang w:val="en-US" w:eastAsia="zh-CN"/>
+        </w:rPr>
+      </w:pPr>
+    </w:p>
+    <w:p>
+      <w:pPr>
+        <w:rPr>
+          <w:rFonts w:hint="default" w:hAnsi="Cambria Math"/>
+          <w:i w:val="0"/>
+          <w:lang w:val="en-US" w:eastAsia="zh-CN"/>
+        </w:rPr>
+      </w:pPr>
+      <w:r>
+        <w:rPr>
+          <w:rFonts w:hint="default" w:hAnsi="Cambria Math"/>
+          <w:i w:val="0"/>
+          <w:lang w:val="en-US" w:eastAsia="zh-CN"/>
+        </w:rPr>
+        <w:t>```text</w:t>
+      </w:r>
+    </w:p>
+    <w:p>
+      <w:pPr>
+        <w:rPr>
+          <w:rFonts w:hint="default" w:hAnsi="Cambria Math"/>
+          <w:i w:val="0"/>
+          <w:lang w:val="en-US" w:eastAsia="zh-CN"/>
+        </w:rPr>
+      </w:pPr>
+      <w:r>
+        <w:rPr>
+          <w:rFonts w:hint="default" w:hAnsi="Cambria Math"/>
+          <w:i w:val="0"/>
+          <w:lang w:val="en-US" w:eastAsia="zh-CN"/>
+        </w:rPr>
+        <w:t>pred_delta_t</w:t>
+      </w:r>
+    </w:p>
+    <w:p>
+      <w:pPr>
+        <w:rPr>
+          <w:rFonts w:hint="default" w:hAnsi="Cambria Math"/>
+          <w:i w:val="0"/>
+          <w:lang w:val="en-US" w:eastAsia="zh-CN"/>
+        </w:rPr>
+      </w:pPr>
+      <w:r>
+        <w:rPr>
+          <w:rFonts w:hint="default" w:hAnsi="Cambria Math"/>
+          <w:i w:val="0"/>
+          <w:lang w:val="en-US" w:eastAsia="zh-CN"/>
+        </w:rPr>
+        <w:t>```</w:t>
+      </w:r>
+    </w:p>
+    <w:p>
+      <w:pPr>
+        <w:rPr>
+          <w:rFonts w:hint="default" w:hAnsi="Cambria Math"/>
+          <w:i w:val="0"/>
+          <w:lang w:val="en-US" w:eastAsia="zh-CN"/>
+        </w:rPr>
+      </w:pPr>
+    </w:p>
+    <w:p>
+      <w:pPr>
+        <w:rPr>
+          <w:rFonts w:hint="default" w:hAnsi="Cambria Math"/>
+          <w:i w:val="0"/>
+          <w:lang w:val="en-US" w:eastAsia="zh-CN"/>
+        </w:rPr>
+      </w:pPr>
+      <w:r>
+        <w:rPr>
+          <w:rFonts w:hint="default" w:hAnsi="Cambria Math"/>
+          <w:i w:val="0"/>
+          <w:lang w:val="en-US" w:eastAsia="zh-CN"/>
+        </w:rPr>
+        <w:t>它的优点是直接对应实际调价幅度，避免了绝对价格水平模型中 `beta`、税费、固定成本、历史基准价等难以稳定识别的问题。简单说，差分模型关心的是“国际油价相比上一轮变了多少，所以国内这轮该调多少”，这和实际成品油调价机制更贴近，因此预测效果通常更好。</w:t>
+      </w:r>
+      <w:bookmarkStart w:id="0" w:name="_GoBack"/>
+      <w:bookmarkEnd w:id="0"/>
     </w:p>
     <w:sectPr>
       <w:pgSz w:w="11906" w:h="16838"/>
@@ -6165,7 +7391,7 @@
     <w:lsdException w:unhideWhenUsed="0" w:uiPriority="0" w:semiHidden="0" w:name="HTML Sample"/>
     <w:lsdException w:unhideWhenUsed="0" w:uiPriority="0" w:semiHidden="0" w:name="HTML Typewriter"/>
     <w:lsdException w:unhideWhenUsed="0" w:uiPriority="0" w:semiHidden="0" w:name="HTML Variable"/>
-    <w:lsdException w:unhideWhenUsed="0" w:uiPriority="0" w:name="Normal Table"/>
+    <w:lsdException w:qFormat="1" w:unhideWhenUsed="0" w:uiPriority="0" w:name="Normal Table"/>
     <w:lsdException w:unhideWhenUsed="0" w:uiPriority="0" w:semiHidden="0" w:name="annotation subject"/>
     <w:lsdException w:unhideWhenUsed="0" w:uiPriority="0" w:semiHidden="0" w:name="Table Simple 1"/>
     <w:lsdException w:unhideWhenUsed="0" w:uiPriority="0" w:semiHidden="0" w:name="Table Simple 2"/>
@@ -6335,6 +7561,7 @@
   <w:style w:type="table" w:default="1" w:styleId="2">
     <w:name w:val="Normal Table"/>
     <w:semiHidden/>
+    <w:qFormat/>
     <w:uiPriority w:val="0"/>
     <w:tblPr>
       <w:tblCellMar>
